--- a/SEM 6/AIDS-1/Documentation/DSEXP7.docx
+++ b/SEM 6/AIDS-1/Documentation/DSEXP7.docx
@@ -2,14 +2,1330 @@
 <file path=word/document.xml><?xml version="1.0" encoding="utf-8"?>
 <w:document xmlns:wpc="http://schemas.microsoft.com/office/word/2010/wordprocessingCanvas" xmlns:cx="http://schemas.microsoft.com/office/drawing/2014/chartex" xmlns:cx1="http://schemas.microsoft.com/office/drawing/2015/9/8/chartex" xmlns:cx2="http://schemas.microsoft.com/office/drawing/2015/10/21/chartex" xmlns:cx3="http://schemas.microsoft.com/office/drawing/2016/5/9/chartex" xmlns:cx4="http://schemas.microsoft.com/office/drawing/2016/5/10/chartex" xmlns:cx5="http://schemas.microsoft.com/office/drawing/2016/5/11/chartex" xmlns:cx6="http://schemas.microsoft.com/office/drawing/2016/5/12/chartex" xmlns:cx7="http://schemas.microsoft.com/office/drawing/2016/5/13/chartex" xmlns:cx8="http://schemas.microsoft.com/office/drawing/2016/5/14/chartex" xmlns:mc="http://schemas.openxmlformats.org/markup-compatibility/2006" xmlns:aink="http://schemas.microsoft.com/office/drawing/2016/ink" xmlns:am3d="http://schemas.microsoft.com/office/drawing/2017/model3d" xmlns:o="urn:schemas-microsoft-com:office:office" xmlns:r="http://schemas.openxmlformats.org/officeDocument/2006/relationships" xmlns:m="http://schemas.openxmlformats.org/officeDocument/2006/math" xmlns:v="urn:schemas-microsoft-com:vml" xmlns:wp14="http://schemas.microsoft.com/office/word/2010/wordprocessingDrawing" xmlns:wp="http://schemas.openxmlformats.org/drawingml/2006/wordprocessingDrawing" xmlns:w10="urn:schemas-microsoft-com:office:word" xmlns:w="http://schemas.openxmlformats.org/wordprocessingml/2006/main" xmlns:w14="http://schemas.microsoft.com/office/word/2010/wordml" xmlns:w15="http://schemas.microsoft.com/office/word/2012/wordml" xmlns:w16cex="http://schemas.microsoft.com/office/word/2018/wordml/cex" xmlns:w16cid="http://schemas.microsoft.com/office/word/2016/wordml/cid" xmlns:w16="http://schemas.microsoft.com/office/word/2018/wordml" xmlns:w16sdtdh="http://schemas.microsoft.com/office/word/2020/wordml/sdtdatahash" xmlns:w16se="http://schemas.microsoft.com/office/word/2015/wordml/symex" xmlns:wpg="http://schemas.microsoft.com/office/word/2010/wordprocessingGroup" xmlns:wpi="http://schemas.microsoft.com/office/word/2010/wordprocessingInk" xmlns:wne="http://schemas.microsoft.com/office/word/2006/wordml" xmlns:wps="http://schemas.microsoft.com/office/word/2010/wordprocessingShape" mc:Ignorable="w14 w15 w16se w16cid w16 w16cex w16sdtdh wp14">
   <w:body>
-    <w:p/>
+    <w:p>
+      <w:pPr>
+        <w:pStyle w:val="H"/>
+      </w:pPr>
+      <w:r>
+        <w:t>Aim:</w:t>
+      </w:r>
+      <w:r>
+        <w:t xml:space="preserve"> To implement </w:t>
+      </w:r>
+      <w:r>
+        <w:t xml:space="preserve">Clustering </w:t>
+      </w:r>
+      <w:r>
+        <w:t>using Python</w:t>
+      </w:r>
+    </w:p>
+    <w:p>
+      <w:pPr>
+        <w:pStyle w:val="H"/>
+        <w:rPr>
+          <w:sz w:val="4"/>
+          <w:szCs w:val="4"/>
+        </w:rPr>
+      </w:pPr>
+    </w:p>
+    <w:p>
+      <w:pPr>
+        <w:pStyle w:val="H"/>
+      </w:pPr>
+      <w:r>
+        <w:t>Software Required</w:t>
+      </w:r>
+    </w:p>
+    <w:p>
+      <w:pPr>
+        <w:pStyle w:val="T"/>
+        <w:numPr>
+          <w:ilvl w:val="0"/>
+          <w:numId w:val="1"/>
+        </w:numPr>
+        <w:spacing w:after="40"/>
+        <w:ind w:left="714" w:hanging="357"/>
+      </w:pPr>
+      <w:r>
+        <w:t>Python 3.x</w:t>
+      </w:r>
+    </w:p>
+    <w:p>
+      <w:pPr>
+        <w:pStyle w:val="T"/>
+        <w:numPr>
+          <w:ilvl w:val="0"/>
+          <w:numId w:val="1"/>
+        </w:numPr>
+        <w:spacing w:after="40"/>
+        <w:ind w:left="714" w:hanging="357"/>
+      </w:pPr>
+      <w:r>
+        <w:t>Jupyter Notebook</w:t>
+      </w:r>
+    </w:p>
+    <w:p>
+      <w:pPr>
+        <w:pStyle w:val="T"/>
+        <w:numPr>
+          <w:ilvl w:val="0"/>
+          <w:numId w:val="1"/>
+        </w:numPr>
+        <w:spacing w:after="40"/>
+        <w:ind w:left="714" w:hanging="357"/>
+      </w:pPr>
+      <w:r>
+        <w:t>Libraries: pandas, numpy, scikit-learn, matplotlib</w:t>
+      </w:r>
+    </w:p>
+    <w:p>
+      <w:pPr>
+        <w:pStyle w:val="H"/>
+        <w:rPr>
+          <w:sz w:val="4"/>
+          <w:szCs w:val="4"/>
+        </w:rPr>
+      </w:pPr>
+    </w:p>
+    <w:p>
+      <w:pPr>
+        <w:pStyle w:val="H"/>
+      </w:pPr>
+      <w:r>
+        <w:t xml:space="preserve">Q1. </w:t>
+      </w:r>
+      <w:r>
+        <w:t xml:space="preserve">What </w:t>
+      </w:r>
+      <w:r>
+        <w:t>is Clustering</w:t>
+      </w:r>
+      <w:r>
+        <w:t>?</w:t>
+      </w:r>
+    </w:p>
+    <w:p>
+      <w:pPr>
+        <w:pStyle w:val="T"/>
+      </w:pPr>
+      <w:r>
+        <w:t xml:space="preserve">Clustering is an unsupervised machine learning technique that groups similar data points into clusters based on inherent characteristics. </w:t>
+      </w:r>
+    </w:p>
+    <w:p>
+      <w:pPr>
+        <w:pStyle w:val="T"/>
+      </w:pPr>
+      <w:r>
+        <w:t>The primary objective is to ensure high similarity of data points within the same cluster and distinct dissimilarity between different clusters.</w:t>
+      </w:r>
+    </w:p>
+    <w:p>
+      <w:pPr>
+        <w:pStyle w:val="S"/>
+      </w:pPr>
+    </w:p>
+    <w:p>
+      <w:pPr>
+        <w:pStyle w:val="H"/>
+      </w:pPr>
+      <w:r>
+        <w:t>Q2.</w:t>
+      </w:r>
+      <w:r>
+        <w:t xml:space="preserve"> What is unsupervised learning?</w:t>
+      </w:r>
+    </w:p>
+    <w:p>
+      <w:pPr>
+        <w:pStyle w:val="T"/>
+      </w:pPr>
+      <w:r>
+        <w:t xml:space="preserve">Unsupervised learning is a machine learning technique that </w:t>
+      </w:r>
+      <w:r>
+        <w:t>analyses</w:t>
+      </w:r>
+      <w:r>
+        <w:t xml:space="preserve"> and finds patterns in datasets without any </w:t>
+      </w:r>
+      <w:r>
+        <w:t>labelled</w:t>
+      </w:r>
+      <w:r>
+        <w:t xml:space="preserve"> outcomes. </w:t>
+      </w:r>
+    </w:p>
+    <w:p>
+      <w:pPr>
+        <w:pStyle w:val="T"/>
+      </w:pPr>
+      <w:r>
+        <w:t>The algorithm explores the data independently to discover inherent groupings, structures, or hidden relationships within the information. Its primary goal is to model the underlying structure or distribution of the data for better understanding and insight.</w:t>
+      </w:r>
+    </w:p>
+    <w:p>
+      <w:pPr>
+        <w:pStyle w:val="S"/>
+      </w:pPr>
+    </w:p>
+    <w:p>
+      <w:pPr>
+        <w:pStyle w:val="H"/>
+      </w:pPr>
+      <w:r>
+        <w:t xml:space="preserve">Q3. </w:t>
+      </w:r>
+      <w:r>
+        <w:t>What is K-Means Clustering?</w:t>
+      </w:r>
+    </w:p>
+    <w:p>
+      <w:pPr>
+        <w:pStyle w:val="T"/>
+      </w:pPr>
+      <w:r>
+        <w:t>K-Means is a popular unsupervised learning algorithm that partitions data into a predetermined number of clusters.</w:t>
+      </w:r>
+      <w:r>
+        <w:t xml:space="preserve"> </w:t>
+      </w:r>
+    </w:p>
+    <w:p>
+      <w:pPr>
+        <w:pStyle w:val="T"/>
+      </w:pPr>
+      <w:r>
+        <w:t>It aims to minimize the variance within clusters while maximizing the variance between different cluster groups.</w:t>
+      </w:r>
+      <w:r>
+        <w:t xml:space="preserve"> </w:t>
+      </w:r>
+      <w:r>
+        <w:t>The algorithm works iteratively by assigning points to the nearest cluster centroid based on distance metrics.</w:t>
+      </w:r>
+    </w:p>
+    <w:p>
+      <w:pPr>
+        <w:pStyle w:val="S"/>
+      </w:pPr>
+    </w:p>
+    <w:p>
+      <w:pPr>
+        <w:pStyle w:val="H"/>
+      </w:pPr>
+      <w:r>
+        <w:t xml:space="preserve">Q4 </w:t>
+      </w:r>
+      <w:r>
+        <w:t>What is a centroid?</w:t>
+      </w:r>
+    </w:p>
+    <w:p>
+      <w:pPr>
+        <w:pStyle w:val="T"/>
+        <w:rPr>
+          <w:lang w:eastAsia="en-IN"/>
+        </w:rPr>
+      </w:pPr>
+      <w:r>
+        <w:rPr>
+          <w:lang w:eastAsia="en-IN"/>
+        </w:rPr>
+        <w:t xml:space="preserve">A centroid is the geometric </w:t>
+      </w:r>
+      <w:r>
+        <w:rPr>
+          <w:lang w:eastAsia="en-IN"/>
+        </w:rPr>
+        <w:t>centre</w:t>
+      </w:r>
+      <w:r>
+        <w:rPr>
+          <w:lang w:eastAsia="en-IN"/>
+        </w:rPr>
+        <w:t xml:space="preserve"> of a cluster, representing the average position of all data points within it.</w:t>
+      </w:r>
+      <w:r>
+        <w:rPr>
+          <w:lang w:eastAsia="en-IN"/>
+        </w:rPr>
+        <w:t xml:space="preserve"> </w:t>
+      </w:r>
+      <w:r>
+        <w:rPr>
+          <w:lang w:eastAsia="en-IN"/>
+        </w:rPr>
+        <w:t>It is calculated by taking the mean of all feature values for points assigned to that specific cluster.</w:t>
+      </w:r>
+    </w:p>
+    <w:p>
+      <w:pPr>
+        <w:pStyle w:val="S"/>
+      </w:pPr>
+    </w:p>
+    <w:p>
+      <w:pPr>
+        <w:pStyle w:val="H"/>
+      </w:pPr>
+      <w:r>
+        <w:t xml:space="preserve">Q5. </w:t>
+      </w:r>
+      <w:r>
+        <w:t>List applications of Clustering.</w:t>
+      </w:r>
+    </w:p>
+    <w:p>
+      <w:pPr>
+        <w:pStyle w:val="L"/>
+      </w:pPr>
+      <w:r>
+        <w:t>Customer Segmentation</w:t>
+      </w:r>
+    </w:p>
+    <w:p>
+      <w:pPr>
+        <w:pStyle w:val="L"/>
+      </w:pPr>
+      <w:r>
+        <w:t>Image Segmentation</w:t>
+      </w:r>
+    </w:p>
+    <w:p>
+      <w:pPr>
+        <w:pStyle w:val="L"/>
+      </w:pPr>
+      <w:r>
+        <w:t>Document Classification</w:t>
+      </w:r>
+    </w:p>
+    <w:p>
+      <w:pPr>
+        <w:pStyle w:val="L"/>
+      </w:pPr>
+      <w:r>
+        <w:t>Anomaly Detection</w:t>
+      </w:r>
+    </w:p>
+    <w:p>
+      <w:pPr>
+        <w:pStyle w:val="L"/>
+      </w:pPr>
+      <w:r>
+        <w:t>Recommendation Systems</w:t>
+      </w:r>
+    </w:p>
+    <w:p>
+      <w:pPr>
+        <w:pStyle w:val="L"/>
+      </w:pPr>
+      <w:r>
+        <w:t>Bioinformatics Analysis</w:t>
+      </w:r>
+    </w:p>
+    <w:p>
+      <w:pPr>
+        <w:pStyle w:val="L"/>
+      </w:pPr>
+      <w:r>
+        <w:lastRenderedPageBreak/>
+        <w:t>Social Network Analysis</w:t>
+      </w:r>
+    </w:p>
+    <w:p>
+      <w:pPr>
+        <w:pStyle w:val="L"/>
+      </w:pPr>
+      <w:r>
+        <w:t>Market Research</w:t>
+      </w:r>
+    </w:p>
+    <w:p>
+      <w:pPr>
+        <w:pStyle w:val="S"/>
+      </w:pPr>
+    </w:p>
+    <w:p>
+      <w:pPr>
+        <w:pStyle w:val="H"/>
+      </w:pPr>
+      <w:r>
+        <w:t xml:space="preserve">Q6. </w:t>
+      </w:r>
+      <w:r>
+        <w:t>Create clustering using the K-Means algorithm in Python.</w:t>
+      </w:r>
+    </w:p>
+    <w:p>
+      <w:pPr>
+        <w:pStyle w:val="H"/>
+      </w:pPr>
+      <w:r>
+        <w:t>Code:</w:t>
+      </w:r>
+    </w:p>
+    <w:p>
+      <w:pPr>
+        <w:pStyle w:val="Code"/>
+        <w:rPr>
+          <w:lang w:eastAsia="en-IN"/>
+        </w:rPr>
+      </w:pPr>
+      <w:r>
+        <w:rPr>
+          <w:lang w:eastAsia="en-IN"/>
+        </w:rPr>
+        <w:t>import numpy as np</w:t>
+      </w:r>
+    </w:p>
+    <w:p>
+      <w:pPr>
+        <w:pStyle w:val="Code"/>
+        <w:rPr>
+          <w:lang w:eastAsia="en-IN"/>
+        </w:rPr>
+      </w:pPr>
+      <w:r>
+        <w:rPr>
+          <w:lang w:eastAsia="en-IN"/>
+        </w:rPr>
+        <w:t>import pandas as pd</w:t>
+      </w:r>
+    </w:p>
+    <w:p>
+      <w:pPr>
+        <w:pStyle w:val="Code"/>
+        <w:rPr>
+          <w:lang w:eastAsia="en-IN"/>
+        </w:rPr>
+      </w:pPr>
+      <w:r>
+        <w:rPr>
+          <w:lang w:eastAsia="en-IN"/>
+        </w:rPr>
+        <w:t>import matplotlib.pyplot as plt</w:t>
+      </w:r>
+    </w:p>
+    <w:p>
+      <w:pPr>
+        <w:pStyle w:val="Code"/>
+        <w:rPr>
+          <w:lang w:eastAsia="en-IN"/>
+        </w:rPr>
+      </w:pPr>
+      <w:r>
+        <w:rPr>
+          <w:lang w:eastAsia="en-IN"/>
+        </w:rPr>
+        <w:t>from sklearn.cluster import KMeans</w:t>
+      </w:r>
+    </w:p>
+    <w:p>
+      <w:pPr>
+        <w:pStyle w:val="Code"/>
+        <w:rPr>
+          <w:lang w:eastAsia="en-IN"/>
+        </w:rPr>
+      </w:pPr>
+      <w:r>
+        <w:rPr>
+          <w:lang w:eastAsia="en-IN"/>
+        </w:rPr>
+        <w:t>from sklearn.datasets import make_blobs</w:t>
+      </w:r>
+    </w:p>
+    <w:p>
+      <w:pPr>
+        <w:pStyle w:val="Code"/>
+        <w:rPr>
+          <w:lang w:eastAsia="en-IN"/>
+        </w:rPr>
+      </w:pPr>
+      <w:r>
+        <w:rPr>
+          <w:lang w:eastAsia="en-IN"/>
+        </w:rPr>
+        <w:t>from sklearn.preprocessing import StandardScaler</w:t>
+      </w:r>
+    </w:p>
+    <w:p>
+      <w:pPr>
+        <w:pStyle w:val="Code"/>
+        <w:rPr>
+          <w:lang w:eastAsia="en-IN"/>
+        </w:rPr>
+      </w:pPr>
+    </w:p>
+    <w:p>
+      <w:pPr>
+        <w:pStyle w:val="Code"/>
+        <w:rPr>
+          <w:lang w:eastAsia="en-IN"/>
+        </w:rPr>
+      </w:pPr>
+      <w:r>
+        <w:rPr>
+          <w:lang w:eastAsia="en-IN"/>
+        </w:rPr>
+        <w:t>X, y_true = make_blobs(n_samples=500, centers=4, cluster_std=0.90, random_state=50)</w:t>
+      </w:r>
+    </w:p>
+    <w:p>
+      <w:pPr>
+        <w:pStyle w:val="Code"/>
+        <w:rPr>
+          <w:lang w:eastAsia="en-IN"/>
+        </w:rPr>
+      </w:pPr>
+    </w:p>
+    <w:p>
+      <w:pPr>
+        <w:pStyle w:val="Code"/>
+        <w:rPr>
+          <w:lang w:eastAsia="en-IN"/>
+        </w:rPr>
+      </w:pPr>
+      <w:r>
+        <w:rPr>
+          <w:lang w:eastAsia="en-IN"/>
+        </w:rPr>
+        <w:t>scaler = StandardScaler()</w:t>
+      </w:r>
+    </w:p>
+    <w:p>
+      <w:pPr>
+        <w:pStyle w:val="Code"/>
+        <w:rPr>
+          <w:lang w:eastAsia="en-IN"/>
+        </w:rPr>
+      </w:pPr>
+      <w:r>
+        <w:rPr>
+          <w:lang w:eastAsia="en-IN"/>
+        </w:rPr>
+        <w:t>X_scaled = scaler.fit_transform(X)</w:t>
+      </w:r>
+    </w:p>
+    <w:p>
+      <w:pPr>
+        <w:pStyle w:val="Code"/>
+        <w:rPr>
+          <w:lang w:eastAsia="en-IN"/>
+        </w:rPr>
+      </w:pPr>
+    </w:p>
+    <w:p>
+      <w:pPr>
+        <w:pStyle w:val="Code"/>
+        <w:rPr>
+          <w:lang w:eastAsia="en-IN"/>
+        </w:rPr>
+      </w:pPr>
+      <w:r>
+        <w:rPr>
+          <w:lang w:eastAsia="en-IN"/>
+        </w:rPr>
+        <w:t>inertia_values = []</w:t>
+      </w:r>
+    </w:p>
+    <w:p>
+      <w:pPr>
+        <w:pStyle w:val="Code"/>
+        <w:rPr>
+          <w:lang w:eastAsia="en-IN"/>
+        </w:rPr>
+      </w:pPr>
+      <w:r>
+        <w:rPr>
+          <w:lang w:eastAsia="en-IN"/>
+        </w:rPr>
+        <w:t>K_range = range(1, 11)</w:t>
+      </w:r>
+    </w:p>
+    <w:p>
+      <w:pPr>
+        <w:pStyle w:val="Code"/>
+        <w:rPr>
+          <w:lang w:eastAsia="en-IN"/>
+        </w:rPr>
+      </w:pPr>
+    </w:p>
+    <w:p>
+      <w:pPr>
+        <w:pStyle w:val="Code"/>
+        <w:rPr>
+          <w:lang w:eastAsia="en-IN"/>
+        </w:rPr>
+      </w:pPr>
+      <w:r>
+        <w:rPr>
+          <w:lang w:eastAsia="en-IN"/>
+        </w:rPr>
+        <w:t>for k in K_range:</w:t>
+      </w:r>
+    </w:p>
+    <w:p>
+      <w:pPr>
+        <w:pStyle w:val="Code"/>
+        <w:rPr>
+          <w:lang w:eastAsia="en-IN"/>
+        </w:rPr>
+      </w:pPr>
+      <w:r>
+        <w:rPr>
+          <w:lang w:eastAsia="en-IN"/>
+        </w:rPr>
+        <w:t>    kmeans = KMeans(n_clusters=k, random_state=42, n_init=10)</w:t>
+      </w:r>
+    </w:p>
+    <w:p>
+      <w:pPr>
+        <w:pStyle w:val="Code"/>
+        <w:rPr>
+          <w:lang w:eastAsia="en-IN"/>
+        </w:rPr>
+      </w:pPr>
+      <w:r>
+        <w:rPr>
+          <w:lang w:eastAsia="en-IN"/>
+        </w:rPr>
+        <w:t>    kmeans.fit(X_scaled)</w:t>
+      </w:r>
+    </w:p>
+    <w:p>
+      <w:pPr>
+        <w:pStyle w:val="Code"/>
+        <w:rPr>
+          <w:lang w:eastAsia="en-IN"/>
+        </w:rPr>
+      </w:pPr>
+      <w:r>
+        <w:rPr>
+          <w:lang w:eastAsia="en-IN"/>
+        </w:rPr>
+        <w:t>    inertia_values.append(kmeans.inertia_)</w:t>
+      </w:r>
+    </w:p>
+    <w:p>
+      <w:pPr>
+        <w:pStyle w:val="Code"/>
+        <w:rPr>
+          <w:lang w:eastAsia="en-IN"/>
+        </w:rPr>
+      </w:pPr>
+    </w:p>
+    <w:p>
+      <w:pPr>
+        <w:pStyle w:val="Code"/>
+        <w:rPr>
+          <w:lang w:eastAsia="en-IN"/>
+        </w:rPr>
+      </w:pPr>
+      <w:r>
+        <w:rPr>
+          <w:lang w:eastAsia="en-IN"/>
+        </w:rPr>
+        <w:t>plt.figure(figsize=(12, 5))</w:t>
+      </w:r>
+    </w:p>
+    <w:p>
+      <w:pPr>
+        <w:pStyle w:val="Code"/>
+        <w:rPr>
+          <w:lang w:eastAsia="en-IN"/>
+        </w:rPr>
+      </w:pPr>
+    </w:p>
+    <w:p>
+      <w:pPr>
+        <w:pStyle w:val="Code"/>
+        <w:rPr>
+          <w:lang w:eastAsia="en-IN"/>
+        </w:rPr>
+      </w:pPr>
+      <w:r>
+        <w:rPr>
+          <w:lang w:eastAsia="en-IN"/>
+        </w:rPr>
+        <w:t>plt.subplot(1, 2, 1)</w:t>
+      </w:r>
+    </w:p>
+    <w:p>
+      <w:pPr>
+        <w:pStyle w:val="Code"/>
+        <w:rPr>
+          <w:lang w:eastAsia="en-IN"/>
+        </w:rPr>
+      </w:pPr>
+      <w:r>
+        <w:rPr>
+          <w:lang w:eastAsia="en-IN"/>
+        </w:rPr>
+        <w:t>plt.plot(K_range, inertia_values, 'bo-', markersize=8, linewidth=2)</w:t>
+      </w:r>
+    </w:p>
+    <w:p>
+      <w:pPr>
+        <w:pStyle w:val="Code"/>
+        <w:rPr>
+          <w:lang w:eastAsia="en-IN"/>
+        </w:rPr>
+      </w:pPr>
+      <w:r>
+        <w:rPr>
+          <w:lang w:eastAsia="en-IN"/>
+        </w:rPr>
+        <w:t>plt.xlabel('Number of Clusters (K)', fontsize=12)</w:t>
+      </w:r>
+    </w:p>
+    <w:p>
+      <w:pPr>
+        <w:pStyle w:val="Code"/>
+        <w:rPr>
+          <w:lang w:eastAsia="en-IN"/>
+        </w:rPr>
+      </w:pPr>
+      <w:r>
+        <w:rPr>
+          <w:lang w:eastAsia="en-IN"/>
+        </w:rPr>
+        <w:t>plt.ylabel('Inertia (Within-Cluster SSE)', fontsize=12)</w:t>
+      </w:r>
+    </w:p>
+    <w:p>
+      <w:pPr>
+        <w:pStyle w:val="Code"/>
+        <w:rPr>
+          <w:lang w:eastAsia="en-IN"/>
+        </w:rPr>
+      </w:pPr>
+      <w:r>
+        <w:rPr>
+          <w:lang w:eastAsia="en-IN"/>
+        </w:rPr>
+        <w:t>plt.title('Elbow Method for Optimal K', fontsize=14)</w:t>
+      </w:r>
+    </w:p>
+    <w:p>
+      <w:pPr>
+        <w:pStyle w:val="Code"/>
+        <w:rPr>
+          <w:lang w:eastAsia="en-IN"/>
+        </w:rPr>
+      </w:pPr>
+      <w:r>
+        <w:rPr>
+          <w:lang w:eastAsia="en-IN"/>
+        </w:rPr>
+        <w:t>plt.grid(True, alpha=0.3)</w:t>
+      </w:r>
+    </w:p>
+    <w:p>
+      <w:pPr>
+        <w:pStyle w:val="Code"/>
+        <w:rPr>
+          <w:lang w:eastAsia="en-IN"/>
+        </w:rPr>
+      </w:pPr>
+      <w:r>
+        <w:rPr>
+          <w:lang w:eastAsia="en-IN"/>
+        </w:rPr>
+        <w:t>plt.xticks(K_range)</w:t>
+      </w:r>
+    </w:p>
+    <w:p>
+      <w:pPr>
+        <w:pStyle w:val="Code"/>
+        <w:rPr>
+          <w:lang w:eastAsia="en-IN"/>
+        </w:rPr>
+      </w:pPr>
+    </w:p>
+    <w:p>
+      <w:pPr>
+        <w:pStyle w:val="Code"/>
+        <w:rPr>
+          <w:lang w:eastAsia="en-IN"/>
+        </w:rPr>
+      </w:pPr>
+      <w:r>
+        <w:rPr>
+          <w:lang w:eastAsia="en-IN"/>
+        </w:rPr>
+        <w:t>plt.axvline(x=4, color='red', linestyle='--', alpha=0.7, label='Optimal K=4')</w:t>
+      </w:r>
+    </w:p>
+    <w:p>
+      <w:pPr>
+        <w:pStyle w:val="Code"/>
+        <w:rPr>
+          <w:lang w:eastAsia="en-IN"/>
+        </w:rPr>
+      </w:pPr>
+      <w:r>
+        <w:rPr>
+          <w:lang w:eastAsia="en-IN"/>
+        </w:rPr>
+        <w:t>plt.legend()</w:t>
+      </w:r>
+    </w:p>
+    <w:p>
+      <w:pPr>
+        <w:pStyle w:val="Code"/>
+        <w:rPr>
+          <w:lang w:eastAsia="en-IN"/>
+        </w:rPr>
+      </w:pPr>
+    </w:p>
+    <w:p>
+      <w:pPr>
+        <w:pStyle w:val="Code"/>
+        <w:rPr>
+          <w:lang w:eastAsia="en-IN"/>
+        </w:rPr>
+      </w:pPr>
+      <w:r>
+        <w:rPr>
+          <w:lang w:eastAsia="en-IN"/>
+        </w:rPr>
+        <w:t>optimal_k = 4</w:t>
+      </w:r>
+    </w:p>
+    <w:p>
+      <w:pPr>
+        <w:pStyle w:val="Code"/>
+        <w:rPr>
+          <w:lang w:eastAsia="en-IN"/>
+        </w:rPr>
+      </w:pPr>
+      <w:r>
+        <w:rPr>
+          <w:lang w:eastAsia="en-IN"/>
+        </w:rPr>
+        <w:t>kmeans_final = KMeans(n_clusters=optimal_k, random_state=42, n_init=10)</w:t>
+      </w:r>
+    </w:p>
+    <w:p>
+      <w:pPr>
+        <w:pStyle w:val="Code"/>
+        <w:rPr>
+          <w:lang w:eastAsia="en-IN"/>
+        </w:rPr>
+      </w:pPr>
+      <w:r>
+        <w:rPr>
+          <w:lang w:eastAsia="en-IN"/>
+        </w:rPr>
+        <w:t>cluster_labels = kmeans_final.fit_predict(X_scaled)</w:t>
+      </w:r>
+    </w:p>
+    <w:p>
+      <w:pPr>
+        <w:pStyle w:val="Code"/>
+        <w:rPr>
+          <w:lang w:eastAsia="en-IN"/>
+        </w:rPr>
+      </w:pPr>
+      <w:r>
+        <w:rPr>
+          <w:lang w:eastAsia="en-IN"/>
+        </w:rPr>
+        <w:t>centroids = kmeans_final.cluster_centers_</w:t>
+      </w:r>
+    </w:p>
+    <w:p>
+      <w:pPr>
+        <w:pStyle w:val="Code"/>
+        <w:rPr>
+          <w:lang w:eastAsia="en-IN"/>
+        </w:rPr>
+      </w:pPr>
+    </w:p>
+    <w:p>
+      <w:pPr>
+        <w:pStyle w:val="Code"/>
+        <w:rPr>
+          <w:lang w:eastAsia="en-IN"/>
+        </w:rPr>
+      </w:pPr>
+      <w:r>
+        <w:rPr>
+          <w:lang w:eastAsia="en-IN"/>
+        </w:rPr>
+        <w:t>centroids_original = scaler.inverse_transform(centroids)</w:t>
+      </w:r>
+    </w:p>
+    <w:p>
+      <w:pPr>
+        <w:pStyle w:val="Code"/>
+        <w:rPr>
+          <w:lang w:eastAsia="en-IN"/>
+        </w:rPr>
+      </w:pPr>
+    </w:p>
+    <w:p>
+      <w:pPr>
+        <w:pStyle w:val="Code"/>
+        <w:rPr>
+          <w:lang w:eastAsia="en-IN"/>
+        </w:rPr>
+      </w:pPr>
+      <w:r>
+        <w:rPr>
+          <w:lang w:eastAsia="en-IN"/>
+        </w:rPr>
+        <w:t>plt.subplot(1, 2, 2)</w:t>
+      </w:r>
+    </w:p>
+    <w:p>
+      <w:pPr>
+        <w:pStyle w:val="Code"/>
+        <w:rPr>
+          <w:lang w:eastAsia="en-IN"/>
+        </w:rPr>
+      </w:pPr>
+      <w:r>
+        <w:rPr>
+          <w:lang w:eastAsia="en-IN"/>
+        </w:rPr>
+        <w:t xml:space="preserve">scatter = plt.scatter(X[:, 0], X[:, 1], c=cluster_labels, cmap='viridis', </w:t>
+      </w:r>
+    </w:p>
+    <w:p>
+      <w:pPr>
+        <w:pStyle w:val="Code"/>
+        <w:rPr>
+          <w:lang w:eastAsia="en-IN"/>
+        </w:rPr>
+      </w:pPr>
+      <w:r>
+        <w:rPr>
+          <w:lang w:eastAsia="en-IN"/>
+        </w:rPr>
+        <w:t>                      s=50, alpha=0.7, edgecolors='black', linewidth=0.5)</w:t>
+      </w:r>
+    </w:p>
+    <w:p>
+      <w:pPr>
+        <w:pStyle w:val="Code"/>
+        <w:rPr>
+          <w:lang w:eastAsia="en-IN"/>
+        </w:rPr>
+      </w:pPr>
+    </w:p>
+    <w:p>
+      <w:pPr>
+        <w:pStyle w:val="Code"/>
+        <w:rPr>
+          <w:lang w:eastAsia="en-IN"/>
+        </w:rPr>
+      </w:pPr>
+      <w:r>
+        <w:rPr>
+          <w:lang w:eastAsia="en-IN"/>
+        </w:rPr>
+        <w:t xml:space="preserve">plt.scatter(centroids_original[:, 0], centroids_original[:, 1], </w:t>
+      </w:r>
+    </w:p>
+    <w:p>
+      <w:pPr>
+        <w:pStyle w:val="Code"/>
+        <w:rPr>
+          <w:lang w:eastAsia="en-IN"/>
+        </w:rPr>
+      </w:pPr>
+      <w:r>
+        <w:rPr>
+          <w:lang w:eastAsia="en-IN"/>
+        </w:rPr>
+        <w:t xml:space="preserve">            c='red', marker='X', s=200, linewidths=3, </w:t>
+      </w:r>
+    </w:p>
+    <w:p>
+      <w:pPr>
+        <w:pStyle w:val="Code"/>
+        <w:rPr>
+          <w:lang w:eastAsia="en-IN"/>
+        </w:rPr>
+      </w:pPr>
+      <w:r>
+        <w:rPr>
+          <w:lang w:eastAsia="en-IN"/>
+        </w:rPr>
+        <w:t>            edgecolors='white', label='Centroids')</w:t>
+      </w:r>
+    </w:p>
+    <w:p>
+      <w:pPr>
+        <w:pStyle w:val="Code"/>
+        <w:rPr>
+          <w:lang w:eastAsia="en-IN"/>
+        </w:rPr>
+      </w:pPr>
+    </w:p>
+    <w:p>
+      <w:pPr>
+        <w:pStyle w:val="Code"/>
+        <w:rPr>
+          <w:lang w:eastAsia="en-IN"/>
+        </w:rPr>
+      </w:pPr>
+      <w:r>
+        <w:rPr>
+          <w:lang w:eastAsia="en-IN"/>
+        </w:rPr>
+        <w:lastRenderedPageBreak/>
+        <w:t>plt.xlabel('Feature 1', fontsize=12)</w:t>
+      </w:r>
+    </w:p>
+    <w:p>
+      <w:pPr>
+        <w:pStyle w:val="Code"/>
+        <w:rPr>
+          <w:lang w:eastAsia="en-IN"/>
+        </w:rPr>
+      </w:pPr>
+      <w:r>
+        <w:rPr>
+          <w:lang w:eastAsia="en-IN"/>
+        </w:rPr>
+        <w:t>plt.ylabel('Feature 2', fontsize=12)</w:t>
+      </w:r>
+    </w:p>
+    <w:p>
+      <w:pPr>
+        <w:pStyle w:val="Code"/>
+        <w:rPr>
+          <w:lang w:eastAsia="en-IN"/>
+        </w:rPr>
+      </w:pPr>
+      <w:r>
+        <w:rPr>
+          <w:lang w:eastAsia="en-IN"/>
+        </w:rPr>
+        <w:t>plt.title(f'K-Means Clustering (K={optimal_k}) with Centroids', fontsize=14)</w:t>
+      </w:r>
+    </w:p>
+    <w:p>
+      <w:pPr>
+        <w:pStyle w:val="Code"/>
+        <w:rPr>
+          <w:lang w:eastAsia="en-IN"/>
+        </w:rPr>
+      </w:pPr>
+      <w:r>
+        <w:rPr>
+          <w:lang w:eastAsia="en-IN"/>
+        </w:rPr>
+        <w:t>plt.colorbar(scatter, label='Cluster Label')</w:t>
+      </w:r>
+    </w:p>
+    <w:p>
+      <w:pPr>
+        <w:pStyle w:val="Code"/>
+        <w:rPr>
+          <w:lang w:eastAsia="en-IN"/>
+        </w:rPr>
+      </w:pPr>
+      <w:r>
+        <w:rPr>
+          <w:lang w:eastAsia="en-IN"/>
+        </w:rPr>
+        <w:t>plt.legend()</w:t>
+      </w:r>
+    </w:p>
+    <w:p>
+      <w:pPr>
+        <w:pStyle w:val="Code"/>
+        <w:rPr>
+          <w:lang w:eastAsia="en-IN"/>
+        </w:rPr>
+      </w:pPr>
+      <w:r>
+        <w:rPr>
+          <w:lang w:eastAsia="en-IN"/>
+        </w:rPr>
+        <w:t>plt.grid(True, alpha=0.3)</w:t>
+      </w:r>
+    </w:p>
+    <w:p>
+      <w:pPr>
+        <w:pStyle w:val="Code"/>
+        <w:rPr>
+          <w:lang w:eastAsia="en-IN"/>
+        </w:rPr>
+      </w:pPr>
+    </w:p>
+    <w:p>
+      <w:pPr>
+        <w:pStyle w:val="Code"/>
+        <w:rPr>
+          <w:lang w:eastAsia="en-IN"/>
+        </w:rPr>
+      </w:pPr>
+      <w:r>
+        <w:rPr>
+          <w:lang w:eastAsia="en-IN"/>
+        </w:rPr>
+        <w:t>plt.tight_layout()</w:t>
+      </w:r>
+    </w:p>
+    <w:p>
+      <w:pPr>
+        <w:pStyle w:val="Code"/>
+        <w:rPr>
+          <w:lang w:eastAsia="en-IN"/>
+        </w:rPr>
+      </w:pPr>
+      <w:r>
+        <w:rPr>
+          <w:lang w:eastAsia="en-IN"/>
+        </w:rPr>
+        <w:t>plt.show()</w:t>
+      </w:r>
+    </w:p>
+    <w:p>
+      <w:pPr>
+        <w:pStyle w:val="Code"/>
+        <w:rPr>
+          <w:lang w:eastAsia="en-IN"/>
+        </w:rPr>
+      </w:pPr>
+    </w:p>
+    <w:p>
+      <w:pPr>
+        <w:pStyle w:val="Code"/>
+        <w:rPr>
+          <w:lang w:eastAsia="en-IN"/>
+        </w:rPr>
+      </w:pPr>
+      <w:r>
+        <w:rPr>
+          <w:lang w:eastAsia="en-IN"/>
+        </w:rPr>
+        <w:t>unique, counts = np.unique(cluster_labels, return_counts=True)</w:t>
+      </w:r>
+    </w:p>
+    <w:p>
+      <w:pPr>
+        <w:pStyle w:val="Code"/>
+        <w:rPr>
+          <w:lang w:eastAsia="en-IN"/>
+        </w:rPr>
+      </w:pPr>
+      <w:r>
+        <w:rPr>
+          <w:lang w:eastAsia="en-IN"/>
+        </w:rPr>
+        <w:t>for cluster, count in zip(unique, counts):</w:t>
+      </w:r>
+    </w:p>
+    <w:p>
+      <w:pPr>
+        <w:pStyle w:val="Code"/>
+        <w:rPr>
+          <w:lang w:eastAsia="en-IN"/>
+        </w:rPr>
+      </w:pPr>
+      <w:r>
+        <w:rPr>
+          <w:lang w:eastAsia="en-IN"/>
+        </w:rPr>
+        <w:t>    percentage = (count / len(cluster_labels)) * 100</w:t>
+      </w:r>
+    </w:p>
+    <w:p>
+      <w:pPr>
+        <w:pStyle w:val="Code"/>
+        <w:rPr>
+          <w:lang w:eastAsia="en-IN"/>
+        </w:rPr>
+      </w:pPr>
+    </w:p>
+    <w:p>
+      <w:pPr>
+        <w:pStyle w:val="Code"/>
+        <w:rPr>
+          <w:lang w:eastAsia="en-IN"/>
+        </w:rPr>
+      </w:pPr>
+      <w:r>
+        <w:rPr>
+          <w:lang w:eastAsia="en-IN"/>
+        </w:rPr>
+        <w:t xml:space="preserve">centroid_df = pd.DataFrame(centroids_original, </w:t>
+      </w:r>
+    </w:p>
+    <w:p>
+      <w:pPr>
+        <w:pStyle w:val="Code"/>
+        <w:rPr>
+          <w:lang w:eastAsia="en-IN"/>
+        </w:rPr>
+      </w:pPr>
+      <w:r>
+        <w:rPr>
+          <w:lang w:eastAsia="en-IN"/>
+        </w:rPr>
+        <w:t>                          columns=['Feature 1', 'Feature 2'])</w:t>
+      </w:r>
+    </w:p>
+    <w:p>
+      <w:pPr>
+        <w:pStyle w:val="Code"/>
+        <w:rPr>
+          <w:lang w:eastAsia="en-IN"/>
+        </w:rPr>
+      </w:pPr>
+      <w:r>
+        <w:rPr>
+          <w:lang w:eastAsia="en-IN"/>
+        </w:rPr>
+        <w:t>centroid_df.index.name = 'Cluster'</w:t>
+      </w:r>
+    </w:p>
+    <w:p>
+      <w:pPr>
+        <w:pStyle w:val="Code"/>
+        <w:rPr>
+          <w:lang w:eastAsia="en-IN"/>
+        </w:rPr>
+      </w:pPr>
+    </w:p>
+    <w:p>
+      <w:pPr>
+        <w:pStyle w:val="Code"/>
+        <w:rPr>
+          <w:lang w:eastAsia="en-IN"/>
+        </w:rPr>
+      </w:pPr>
+      <w:r>
+        <w:rPr>
+          <w:lang w:eastAsia="en-IN"/>
+        </w:rPr>
+        <w:t>from sklearn.metrics import silhouette_score</w:t>
+      </w:r>
+    </w:p>
+    <w:p>
+      <w:pPr>
+        <w:pStyle w:val="Code"/>
+        <w:rPr>
+          <w:lang w:eastAsia="en-IN"/>
+        </w:rPr>
+      </w:pPr>
+      <w:r>
+        <w:rPr>
+          <w:lang w:eastAsia="en-IN"/>
+        </w:rPr>
+        <w:t>sil_score = silhouette_score(X_scaled, cluster_labels)</w:t>
+      </w:r>
+    </w:p>
+    <w:p>
+      <w:pPr>
+        <w:pStyle w:val="Code"/>
+        <w:rPr>
+          <w:lang w:eastAsia="en-IN"/>
+        </w:rPr>
+      </w:pPr>
+    </w:p>
+    <w:p>
+      <w:pPr>
+        <w:pStyle w:val="Code"/>
+        <w:rPr>
+          <w:lang w:eastAsia="en-IN"/>
+        </w:rPr>
+      </w:pPr>
+      <w:r>
+        <w:rPr>
+          <w:lang w:eastAsia="en-IN"/>
+        </w:rPr>
+        <w:t>centroid_df.to_csv('kmeans_centroids.csv')</w:t>
+      </w:r>
+    </w:p>
+    <w:p>
+      <w:pPr>
+        <w:pStyle w:val="S"/>
+      </w:pPr>
+    </w:p>
+    <w:p>
+      <w:pPr>
+        <w:pStyle w:val="H"/>
+      </w:pPr>
+      <w:r>
+        <w:t>Output:</w:t>
+      </w:r>
+    </w:p>
+    <w:p>
+      <w:pPr>
+        <w:pStyle w:val="T"/>
+      </w:pPr>
+      <w:r>
+        <w:rPr>
+          <w:noProof/>
+        </w:rPr>
+        <w:drawing>
+          <wp:inline distT="0" distB="0" distL="0" distR="0" wp14:anchorId="6370C4ED" wp14:editId="07324B01">
+            <wp:extent cx="6188710" cy="2955290"/>
+            <wp:effectExtent l="0" t="0" r="2540" b="0"/>
+            <wp:docPr id="1" name="Picture 1"/>
+            <wp:cNvGraphicFramePr>
+              <a:graphicFrameLocks xmlns:a="http://schemas.openxmlformats.org/drawingml/2006/main" noChangeAspect="1"/>
+            </wp:cNvGraphicFramePr>
+            <a:graphic xmlns:a="http://schemas.openxmlformats.org/drawingml/2006/main">
+              <a:graphicData uri="http://schemas.openxmlformats.org/drawingml/2006/picture">
+                <pic:pic xmlns:pic="http://schemas.openxmlformats.org/drawingml/2006/picture">
+                  <pic:nvPicPr>
+                    <pic:cNvPr id="1" name=""/>
+                    <pic:cNvPicPr/>
+                  </pic:nvPicPr>
+                  <pic:blipFill>
+                    <a:blip r:embed="rId8"/>
+                    <a:stretch>
+                      <a:fillRect/>
+                    </a:stretch>
+                  </pic:blipFill>
+                  <pic:spPr>
+                    <a:xfrm>
+                      <a:off x="0" y="0"/>
+                      <a:ext cx="6188710" cy="2955290"/>
+                    </a:xfrm>
+                    <a:prstGeom prst="rect">
+                      <a:avLst/>
+                    </a:prstGeom>
+                  </pic:spPr>
+                </pic:pic>
+              </a:graphicData>
+            </a:graphic>
+          </wp:inline>
+        </w:drawing>
+      </w:r>
+    </w:p>
+    <w:p>
+      <w:pPr>
+        <w:pStyle w:val="S"/>
+      </w:pPr>
+    </w:p>
+    <w:p>
+      <w:pPr>
+        <w:pStyle w:val="H"/>
+      </w:pPr>
+      <w:r>
+        <w:t>Conclusion:</w:t>
+      </w:r>
+    </w:p>
+    <w:p>
+      <w:r>
+        <w:t>Clustering effectively groups unlabelled data, revealing hidden patterns and structures for insightful data analysis and decision-making.</w:t>
+      </w:r>
+    </w:p>
     <w:sectPr>
-      <w:headerReference w:type="even" r:id="rId7"/>
-      <w:headerReference w:type="default" r:id="rId8"/>
-      <w:footerReference w:type="even" r:id="rId9"/>
-      <w:footerReference w:type="default" r:id="rId10"/>
-      <w:headerReference w:type="first" r:id="rId11"/>
-      <w:footerReference w:type="first" r:id="rId12"/>
+      <w:headerReference w:type="even" r:id="rId9"/>
+      <w:headerReference w:type="default" r:id="rId10"/>
+      <w:footerReference w:type="even" r:id="rId11"/>
+      <w:footerReference w:type="default" r:id="rId12"/>
+      <w:headerReference w:type="first" r:id="rId13"/>
+      <w:footerReference w:type="first" r:id="rId14"/>
       <w:pgSz w:w="11906" w:h="16838"/>
       <w:pgMar w:top="1440" w:right="1080" w:bottom="1440" w:left="1080" w:header="708" w:footer="708" w:gutter="0"/>
       <w:cols w:space="708"/>
@@ -289,6 +1605,860 @@
     </w:pPr>
   </w:p>
 </w:hdr>
+</file>
+
+<file path=word/numbering.xml><?xml version="1.0" encoding="utf-8"?>
+<w:numbering xmlns:wpc="http://schemas.microsoft.com/office/word/2010/wordprocessingCanvas" xmlns:cx="http://schemas.microsoft.com/office/drawing/2014/chartex" xmlns:cx1="http://schemas.microsoft.com/office/drawing/2015/9/8/chartex" xmlns:cx2="http://schemas.microsoft.com/office/drawing/2015/10/21/chartex" xmlns:cx3="http://schemas.microsoft.com/office/drawing/2016/5/9/chartex" xmlns:cx4="http://schemas.microsoft.com/office/drawing/2016/5/10/chartex" xmlns:cx5="http://schemas.microsoft.com/office/drawing/2016/5/11/chartex" xmlns:cx6="http://schemas.microsoft.com/office/drawing/2016/5/12/chartex" xmlns:cx7="http://schemas.microsoft.com/office/drawing/2016/5/13/chartex" xmlns:cx8="http://schemas.microsoft.com/office/drawing/2016/5/14/chartex" xmlns:mc="http://schemas.openxmlformats.org/markup-compatibility/2006" xmlns:aink="http://schemas.microsoft.com/office/drawing/2016/ink" xmlns:am3d="http://schemas.microsoft.com/office/drawing/2017/model3d" xmlns:o="urn:schemas-microsoft-com:office:office" xmlns:r="http://schemas.openxmlformats.org/officeDocument/2006/relationships" xmlns:m="http://schemas.openxmlformats.org/officeDocument/2006/math" xmlns:v="urn:schemas-microsoft-com:vml" xmlns:wp14="http://schemas.microsoft.com/office/word/2010/wordprocessingDrawing" xmlns:wp="http://schemas.openxmlformats.org/drawingml/2006/wordprocessingDrawing" xmlns:w10="urn:schemas-microsoft-com:office:word" xmlns:w="http://schemas.openxmlformats.org/wordprocessingml/2006/main" xmlns:w14="http://schemas.microsoft.com/office/word/2010/wordml" xmlns:w15="http://schemas.microsoft.com/office/word/2012/wordml" xmlns:w16cex="http://schemas.microsoft.com/office/word/2018/wordml/cex" xmlns:w16cid="http://schemas.microsoft.com/office/word/2016/wordml/cid" xmlns:w16="http://schemas.microsoft.com/office/word/2018/wordml" xmlns:w16sdtdh="http://schemas.microsoft.com/office/word/2020/wordml/sdtdatahash" xmlns:w16se="http://schemas.microsoft.com/office/word/2015/wordml/symex" xmlns:wpg="http://schemas.microsoft.com/office/word/2010/wordprocessingGroup" xmlns:wpi="http://schemas.microsoft.com/office/word/2010/wordprocessingInk" xmlns:wne="http://schemas.microsoft.com/office/word/2006/wordml" xmlns:wps="http://schemas.microsoft.com/office/word/2010/wordprocessingShape" mc:Ignorable="w14 w15 w16se w16cid w16 w16cex w16sdtdh wp14">
+  <w:abstractNum w:abstractNumId="0" w15:restartNumberingAfterBreak="0">
+    <w:nsid w:val="04B96EAB"/>
+    <w:multiLevelType w:val="hybridMultilevel"/>
+    <w:tmpl w:val="DE54C678"/>
+    <w:lvl w:ilvl="0" w:tplc="66C4FC08">
+      <w:start w:val="1"/>
+      <w:numFmt w:val="bullet"/>
+      <w:pStyle w:val="L"/>
+      <w:lvlText w:val=""/>
+      <w:lvlJc w:val="left"/>
+      <w:pPr>
+        <w:ind w:left="720" w:hanging="360"/>
+      </w:pPr>
+      <w:rPr>
+        <w:rFonts w:ascii="Symbol" w:hAnsi="Symbol" w:hint="default"/>
+      </w:rPr>
+    </w:lvl>
+    <w:lvl w:ilvl="1" w:tplc="40090003" w:tentative="1">
+      <w:start w:val="1"/>
+      <w:numFmt w:val="bullet"/>
+      <w:lvlText w:val="o"/>
+      <w:lvlJc w:val="left"/>
+      <w:pPr>
+        <w:ind w:left="1440" w:hanging="360"/>
+      </w:pPr>
+      <w:rPr>
+        <w:rFonts w:ascii="Courier New" w:hAnsi="Courier New" w:cs="Courier New" w:hint="default"/>
+      </w:rPr>
+    </w:lvl>
+    <w:lvl w:ilvl="2" w:tplc="40090005" w:tentative="1">
+      <w:start w:val="1"/>
+      <w:numFmt w:val="bullet"/>
+      <w:lvlText w:val=""/>
+      <w:lvlJc w:val="left"/>
+      <w:pPr>
+        <w:ind w:left="2160" w:hanging="360"/>
+      </w:pPr>
+      <w:rPr>
+        <w:rFonts w:ascii="Wingdings" w:hAnsi="Wingdings" w:hint="default"/>
+      </w:rPr>
+    </w:lvl>
+    <w:lvl w:ilvl="3" w:tplc="40090001" w:tentative="1">
+      <w:start w:val="1"/>
+      <w:numFmt w:val="bullet"/>
+      <w:lvlText w:val=""/>
+      <w:lvlJc w:val="left"/>
+      <w:pPr>
+        <w:ind w:left="2880" w:hanging="360"/>
+      </w:pPr>
+      <w:rPr>
+        <w:rFonts w:ascii="Symbol" w:hAnsi="Symbol" w:hint="default"/>
+      </w:rPr>
+    </w:lvl>
+    <w:lvl w:ilvl="4" w:tplc="40090003" w:tentative="1">
+      <w:start w:val="1"/>
+      <w:numFmt w:val="bullet"/>
+      <w:lvlText w:val="o"/>
+      <w:lvlJc w:val="left"/>
+      <w:pPr>
+        <w:ind w:left="3600" w:hanging="360"/>
+      </w:pPr>
+      <w:rPr>
+        <w:rFonts w:ascii="Courier New" w:hAnsi="Courier New" w:cs="Courier New" w:hint="default"/>
+      </w:rPr>
+    </w:lvl>
+    <w:lvl w:ilvl="5" w:tplc="40090005" w:tentative="1">
+      <w:start w:val="1"/>
+      <w:numFmt w:val="bullet"/>
+      <w:lvlText w:val=""/>
+      <w:lvlJc w:val="left"/>
+      <w:pPr>
+        <w:ind w:left="4320" w:hanging="360"/>
+      </w:pPr>
+      <w:rPr>
+        <w:rFonts w:ascii="Wingdings" w:hAnsi="Wingdings" w:hint="default"/>
+      </w:rPr>
+    </w:lvl>
+    <w:lvl w:ilvl="6" w:tplc="40090001" w:tentative="1">
+      <w:start w:val="1"/>
+      <w:numFmt w:val="bullet"/>
+      <w:lvlText w:val=""/>
+      <w:lvlJc w:val="left"/>
+      <w:pPr>
+        <w:ind w:left="5040" w:hanging="360"/>
+      </w:pPr>
+      <w:rPr>
+        <w:rFonts w:ascii="Symbol" w:hAnsi="Symbol" w:hint="default"/>
+      </w:rPr>
+    </w:lvl>
+    <w:lvl w:ilvl="7" w:tplc="40090003" w:tentative="1">
+      <w:start w:val="1"/>
+      <w:numFmt w:val="bullet"/>
+      <w:lvlText w:val="o"/>
+      <w:lvlJc w:val="left"/>
+      <w:pPr>
+        <w:ind w:left="5760" w:hanging="360"/>
+      </w:pPr>
+      <w:rPr>
+        <w:rFonts w:ascii="Courier New" w:hAnsi="Courier New" w:cs="Courier New" w:hint="default"/>
+      </w:rPr>
+    </w:lvl>
+    <w:lvl w:ilvl="8" w:tplc="40090005" w:tentative="1">
+      <w:start w:val="1"/>
+      <w:numFmt w:val="bullet"/>
+      <w:lvlText w:val=""/>
+      <w:lvlJc w:val="left"/>
+      <w:pPr>
+        <w:ind w:left="6480" w:hanging="360"/>
+      </w:pPr>
+      <w:rPr>
+        <w:rFonts w:ascii="Wingdings" w:hAnsi="Wingdings" w:hint="default"/>
+      </w:rPr>
+    </w:lvl>
+  </w:abstractNum>
+  <w:abstractNum w:abstractNumId="1" w15:restartNumberingAfterBreak="0">
+    <w:nsid w:val="16E74D36"/>
+    <w:multiLevelType w:val="hybridMultilevel"/>
+    <w:tmpl w:val="C0680352"/>
+    <w:lvl w:ilvl="0" w:tplc="40090001">
+      <w:start w:val="1"/>
+      <w:numFmt w:val="bullet"/>
+      <w:lvlText w:val=""/>
+      <w:lvlJc w:val="left"/>
+      <w:pPr>
+        <w:ind w:left="720" w:hanging="360"/>
+      </w:pPr>
+      <w:rPr>
+        <w:rFonts w:ascii="Symbol" w:hAnsi="Symbol" w:hint="default"/>
+      </w:rPr>
+    </w:lvl>
+    <w:lvl w:ilvl="1" w:tplc="40090003" w:tentative="1">
+      <w:start w:val="1"/>
+      <w:numFmt w:val="bullet"/>
+      <w:lvlText w:val="o"/>
+      <w:lvlJc w:val="left"/>
+      <w:pPr>
+        <w:ind w:left="1440" w:hanging="360"/>
+      </w:pPr>
+      <w:rPr>
+        <w:rFonts w:ascii="Courier New" w:hAnsi="Courier New" w:cs="Courier New" w:hint="default"/>
+      </w:rPr>
+    </w:lvl>
+    <w:lvl w:ilvl="2" w:tplc="40090005" w:tentative="1">
+      <w:start w:val="1"/>
+      <w:numFmt w:val="bullet"/>
+      <w:lvlText w:val=""/>
+      <w:lvlJc w:val="left"/>
+      <w:pPr>
+        <w:ind w:left="2160" w:hanging="360"/>
+      </w:pPr>
+      <w:rPr>
+        <w:rFonts w:ascii="Wingdings" w:hAnsi="Wingdings" w:hint="default"/>
+      </w:rPr>
+    </w:lvl>
+    <w:lvl w:ilvl="3" w:tplc="40090001" w:tentative="1">
+      <w:start w:val="1"/>
+      <w:numFmt w:val="bullet"/>
+      <w:lvlText w:val=""/>
+      <w:lvlJc w:val="left"/>
+      <w:pPr>
+        <w:ind w:left="2880" w:hanging="360"/>
+      </w:pPr>
+      <w:rPr>
+        <w:rFonts w:ascii="Symbol" w:hAnsi="Symbol" w:hint="default"/>
+      </w:rPr>
+    </w:lvl>
+    <w:lvl w:ilvl="4" w:tplc="40090003" w:tentative="1">
+      <w:start w:val="1"/>
+      <w:numFmt w:val="bullet"/>
+      <w:lvlText w:val="o"/>
+      <w:lvlJc w:val="left"/>
+      <w:pPr>
+        <w:ind w:left="3600" w:hanging="360"/>
+      </w:pPr>
+      <w:rPr>
+        <w:rFonts w:ascii="Courier New" w:hAnsi="Courier New" w:cs="Courier New" w:hint="default"/>
+      </w:rPr>
+    </w:lvl>
+    <w:lvl w:ilvl="5" w:tplc="40090005" w:tentative="1">
+      <w:start w:val="1"/>
+      <w:numFmt w:val="bullet"/>
+      <w:lvlText w:val=""/>
+      <w:lvlJc w:val="left"/>
+      <w:pPr>
+        <w:ind w:left="4320" w:hanging="360"/>
+      </w:pPr>
+      <w:rPr>
+        <w:rFonts w:ascii="Wingdings" w:hAnsi="Wingdings" w:hint="default"/>
+      </w:rPr>
+    </w:lvl>
+    <w:lvl w:ilvl="6" w:tplc="40090001" w:tentative="1">
+      <w:start w:val="1"/>
+      <w:numFmt w:val="bullet"/>
+      <w:lvlText w:val=""/>
+      <w:lvlJc w:val="left"/>
+      <w:pPr>
+        <w:ind w:left="5040" w:hanging="360"/>
+      </w:pPr>
+      <w:rPr>
+        <w:rFonts w:ascii="Symbol" w:hAnsi="Symbol" w:hint="default"/>
+      </w:rPr>
+    </w:lvl>
+    <w:lvl w:ilvl="7" w:tplc="40090003" w:tentative="1">
+      <w:start w:val="1"/>
+      <w:numFmt w:val="bullet"/>
+      <w:lvlText w:val="o"/>
+      <w:lvlJc w:val="left"/>
+      <w:pPr>
+        <w:ind w:left="5760" w:hanging="360"/>
+      </w:pPr>
+      <w:rPr>
+        <w:rFonts w:ascii="Courier New" w:hAnsi="Courier New" w:cs="Courier New" w:hint="default"/>
+      </w:rPr>
+    </w:lvl>
+    <w:lvl w:ilvl="8" w:tplc="40090005" w:tentative="1">
+      <w:start w:val="1"/>
+      <w:numFmt w:val="bullet"/>
+      <w:lvlText w:val=""/>
+      <w:lvlJc w:val="left"/>
+      <w:pPr>
+        <w:ind w:left="6480" w:hanging="360"/>
+      </w:pPr>
+      <w:rPr>
+        <w:rFonts w:ascii="Wingdings" w:hAnsi="Wingdings" w:hint="default"/>
+      </w:rPr>
+    </w:lvl>
+  </w:abstractNum>
+  <w:abstractNum w:abstractNumId="2" w15:restartNumberingAfterBreak="0">
+    <w:nsid w:val="1D171FD1"/>
+    <w:multiLevelType w:val="multilevel"/>
+    <w:tmpl w:val="BB206E78"/>
+    <w:lvl w:ilvl="0">
+      <w:start w:val="1"/>
+      <w:numFmt w:val="decimal"/>
+      <w:lvlText w:val="%1."/>
+      <w:lvlJc w:val="left"/>
+      <w:pPr>
+        <w:tabs>
+          <w:tab w:val="num" w:pos="720"/>
+        </w:tabs>
+        <w:ind w:left="720" w:hanging="360"/>
+      </w:pPr>
+    </w:lvl>
+    <w:lvl w:ilvl="1" w:tentative="1">
+      <w:start w:val="1"/>
+      <w:numFmt w:val="decimal"/>
+      <w:lvlText w:val="%2."/>
+      <w:lvlJc w:val="left"/>
+      <w:pPr>
+        <w:tabs>
+          <w:tab w:val="num" w:pos="1440"/>
+        </w:tabs>
+        <w:ind w:left="1440" w:hanging="360"/>
+      </w:pPr>
+    </w:lvl>
+    <w:lvl w:ilvl="2" w:tentative="1">
+      <w:start w:val="1"/>
+      <w:numFmt w:val="decimal"/>
+      <w:lvlText w:val="%3."/>
+      <w:lvlJc w:val="left"/>
+      <w:pPr>
+        <w:tabs>
+          <w:tab w:val="num" w:pos="2160"/>
+        </w:tabs>
+        <w:ind w:left="2160" w:hanging="360"/>
+      </w:pPr>
+    </w:lvl>
+    <w:lvl w:ilvl="3" w:tentative="1">
+      <w:start w:val="1"/>
+      <w:numFmt w:val="decimal"/>
+      <w:lvlText w:val="%4."/>
+      <w:lvlJc w:val="left"/>
+      <w:pPr>
+        <w:tabs>
+          <w:tab w:val="num" w:pos="2880"/>
+        </w:tabs>
+        <w:ind w:left="2880" w:hanging="360"/>
+      </w:pPr>
+    </w:lvl>
+    <w:lvl w:ilvl="4" w:tentative="1">
+      <w:start w:val="1"/>
+      <w:numFmt w:val="decimal"/>
+      <w:lvlText w:val="%5."/>
+      <w:lvlJc w:val="left"/>
+      <w:pPr>
+        <w:tabs>
+          <w:tab w:val="num" w:pos="3600"/>
+        </w:tabs>
+        <w:ind w:left="3600" w:hanging="360"/>
+      </w:pPr>
+    </w:lvl>
+    <w:lvl w:ilvl="5" w:tentative="1">
+      <w:start w:val="1"/>
+      <w:numFmt w:val="decimal"/>
+      <w:lvlText w:val="%6."/>
+      <w:lvlJc w:val="left"/>
+      <w:pPr>
+        <w:tabs>
+          <w:tab w:val="num" w:pos="4320"/>
+        </w:tabs>
+        <w:ind w:left="4320" w:hanging="360"/>
+      </w:pPr>
+    </w:lvl>
+    <w:lvl w:ilvl="6" w:tentative="1">
+      <w:start w:val="1"/>
+      <w:numFmt w:val="decimal"/>
+      <w:lvlText w:val="%7."/>
+      <w:lvlJc w:val="left"/>
+      <w:pPr>
+        <w:tabs>
+          <w:tab w:val="num" w:pos="5040"/>
+        </w:tabs>
+        <w:ind w:left="5040" w:hanging="360"/>
+      </w:pPr>
+    </w:lvl>
+    <w:lvl w:ilvl="7" w:tentative="1">
+      <w:start w:val="1"/>
+      <w:numFmt w:val="decimal"/>
+      <w:lvlText w:val="%8."/>
+      <w:lvlJc w:val="left"/>
+      <w:pPr>
+        <w:tabs>
+          <w:tab w:val="num" w:pos="5760"/>
+        </w:tabs>
+        <w:ind w:left="5760" w:hanging="360"/>
+      </w:pPr>
+    </w:lvl>
+    <w:lvl w:ilvl="8" w:tentative="1">
+      <w:start w:val="1"/>
+      <w:numFmt w:val="decimal"/>
+      <w:lvlText w:val="%9."/>
+      <w:lvlJc w:val="left"/>
+      <w:pPr>
+        <w:tabs>
+          <w:tab w:val="num" w:pos="6480"/>
+        </w:tabs>
+        <w:ind w:left="6480" w:hanging="360"/>
+      </w:pPr>
+    </w:lvl>
+  </w:abstractNum>
+  <w:abstractNum w:abstractNumId="3" w15:restartNumberingAfterBreak="0">
+    <w:nsid w:val="294504B2"/>
+    <w:multiLevelType w:val="multilevel"/>
+    <w:tmpl w:val="8638815A"/>
+    <w:lvl w:ilvl="0">
+      <w:start w:val="1"/>
+      <w:numFmt w:val="bullet"/>
+      <w:lvlText w:val=""/>
+      <w:lvlJc w:val="left"/>
+      <w:pPr>
+        <w:tabs>
+          <w:tab w:val="num" w:pos="720"/>
+        </w:tabs>
+        <w:ind w:left="720" w:hanging="360"/>
+      </w:pPr>
+      <w:rPr>
+        <w:rFonts w:ascii="Symbol" w:hAnsi="Symbol" w:hint="default"/>
+        <w:sz w:val="20"/>
+      </w:rPr>
+    </w:lvl>
+    <w:lvl w:ilvl="1" w:tentative="1">
+      <w:start w:val="1"/>
+      <w:numFmt w:val="bullet"/>
+      <w:lvlText w:val="o"/>
+      <w:lvlJc w:val="left"/>
+      <w:pPr>
+        <w:tabs>
+          <w:tab w:val="num" w:pos="1440"/>
+        </w:tabs>
+        <w:ind w:left="1440" w:hanging="360"/>
+      </w:pPr>
+      <w:rPr>
+        <w:rFonts w:ascii="Courier New" w:hAnsi="Courier New" w:hint="default"/>
+        <w:sz w:val="20"/>
+      </w:rPr>
+    </w:lvl>
+    <w:lvl w:ilvl="2" w:tentative="1">
+      <w:start w:val="1"/>
+      <w:numFmt w:val="bullet"/>
+      <w:lvlText w:val=""/>
+      <w:lvlJc w:val="left"/>
+      <w:pPr>
+        <w:tabs>
+          <w:tab w:val="num" w:pos="2160"/>
+        </w:tabs>
+        <w:ind w:left="2160" w:hanging="360"/>
+      </w:pPr>
+      <w:rPr>
+        <w:rFonts w:ascii="Wingdings" w:hAnsi="Wingdings" w:hint="default"/>
+        <w:sz w:val="20"/>
+      </w:rPr>
+    </w:lvl>
+    <w:lvl w:ilvl="3" w:tentative="1">
+      <w:start w:val="1"/>
+      <w:numFmt w:val="bullet"/>
+      <w:lvlText w:val=""/>
+      <w:lvlJc w:val="left"/>
+      <w:pPr>
+        <w:tabs>
+          <w:tab w:val="num" w:pos="2880"/>
+        </w:tabs>
+        <w:ind w:left="2880" w:hanging="360"/>
+      </w:pPr>
+      <w:rPr>
+        <w:rFonts w:ascii="Wingdings" w:hAnsi="Wingdings" w:hint="default"/>
+        <w:sz w:val="20"/>
+      </w:rPr>
+    </w:lvl>
+    <w:lvl w:ilvl="4" w:tentative="1">
+      <w:start w:val="1"/>
+      <w:numFmt w:val="bullet"/>
+      <w:lvlText w:val=""/>
+      <w:lvlJc w:val="left"/>
+      <w:pPr>
+        <w:tabs>
+          <w:tab w:val="num" w:pos="3600"/>
+        </w:tabs>
+        <w:ind w:left="3600" w:hanging="360"/>
+      </w:pPr>
+      <w:rPr>
+        <w:rFonts w:ascii="Wingdings" w:hAnsi="Wingdings" w:hint="default"/>
+        <w:sz w:val="20"/>
+      </w:rPr>
+    </w:lvl>
+    <w:lvl w:ilvl="5" w:tentative="1">
+      <w:start w:val="1"/>
+      <w:numFmt w:val="bullet"/>
+      <w:lvlText w:val=""/>
+      <w:lvlJc w:val="left"/>
+      <w:pPr>
+        <w:tabs>
+          <w:tab w:val="num" w:pos="4320"/>
+        </w:tabs>
+        <w:ind w:left="4320" w:hanging="360"/>
+      </w:pPr>
+      <w:rPr>
+        <w:rFonts w:ascii="Wingdings" w:hAnsi="Wingdings" w:hint="default"/>
+        <w:sz w:val="20"/>
+      </w:rPr>
+    </w:lvl>
+    <w:lvl w:ilvl="6" w:tentative="1">
+      <w:start w:val="1"/>
+      <w:numFmt w:val="bullet"/>
+      <w:lvlText w:val=""/>
+      <w:lvlJc w:val="left"/>
+      <w:pPr>
+        <w:tabs>
+          <w:tab w:val="num" w:pos="5040"/>
+        </w:tabs>
+        <w:ind w:left="5040" w:hanging="360"/>
+      </w:pPr>
+      <w:rPr>
+        <w:rFonts w:ascii="Wingdings" w:hAnsi="Wingdings" w:hint="default"/>
+        <w:sz w:val="20"/>
+      </w:rPr>
+    </w:lvl>
+    <w:lvl w:ilvl="7" w:tentative="1">
+      <w:start w:val="1"/>
+      <w:numFmt w:val="bullet"/>
+      <w:lvlText w:val=""/>
+      <w:lvlJc w:val="left"/>
+      <w:pPr>
+        <w:tabs>
+          <w:tab w:val="num" w:pos="5760"/>
+        </w:tabs>
+        <w:ind w:left="5760" w:hanging="360"/>
+      </w:pPr>
+      <w:rPr>
+        <w:rFonts w:ascii="Wingdings" w:hAnsi="Wingdings" w:hint="default"/>
+        <w:sz w:val="20"/>
+      </w:rPr>
+    </w:lvl>
+    <w:lvl w:ilvl="8" w:tentative="1">
+      <w:start w:val="1"/>
+      <w:numFmt w:val="bullet"/>
+      <w:lvlText w:val=""/>
+      <w:lvlJc w:val="left"/>
+      <w:pPr>
+        <w:tabs>
+          <w:tab w:val="num" w:pos="6480"/>
+        </w:tabs>
+        <w:ind w:left="6480" w:hanging="360"/>
+      </w:pPr>
+      <w:rPr>
+        <w:rFonts w:ascii="Wingdings" w:hAnsi="Wingdings" w:hint="default"/>
+        <w:sz w:val="20"/>
+      </w:rPr>
+    </w:lvl>
+  </w:abstractNum>
+  <w:abstractNum w:abstractNumId="4" w15:restartNumberingAfterBreak="0">
+    <w:nsid w:val="59C76D4B"/>
+    <w:multiLevelType w:val="hybridMultilevel"/>
+    <w:tmpl w:val="61A09850"/>
+    <w:lvl w:ilvl="0" w:tplc="40090001">
+      <w:start w:val="1"/>
+      <w:numFmt w:val="bullet"/>
+      <w:lvlText w:val=""/>
+      <w:lvlJc w:val="left"/>
+      <w:pPr>
+        <w:ind w:left="720" w:hanging="360"/>
+      </w:pPr>
+      <w:rPr>
+        <w:rFonts w:ascii="Symbol" w:hAnsi="Symbol" w:hint="default"/>
+      </w:rPr>
+    </w:lvl>
+    <w:lvl w:ilvl="1" w:tplc="40090003" w:tentative="1">
+      <w:start w:val="1"/>
+      <w:numFmt w:val="bullet"/>
+      <w:lvlText w:val="o"/>
+      <w:lvlJc w:val="left"/>
+      <w:pPr>
+        <w:ind w:left="1440" w:hanging="360"/>
+      </w:pPr>
+      <w:rPr>
+        <w:rFonts w:ascii="Courier New" w:hAnsi="Courier New" w:cs="Courier New" w:hint="default"/>
+      </w:rPr>
+    </w:lvl>
+    <w:lvl w:ilvl="2" w:tplc="40090005" w:tentative="1">
+      <w:start w:val="1"/>
+      <w:numFmt w:val="bullet"/>
+      <w:lvlText w:val=""/>
+      <w:lvlJc w:val="left"/>
+      <w:pPr>
+        <w:ind w:left="2160" w:hanging="360"/>
+      </w:pPr>
+      <w:rPr>
+        <w:rFonts w:ascii="Wingdings" w:hAnsi="Wingdings" w:hint="default"/>
+      </w:rPr>
+    </w:lvl>
+    <w:lvl w:ilvl="3" w:tplc="40090001" w:tentative="1">
+      <w:start w:val="1"/>
+      <w:numFmt w:val="bullet"/>
+      <w:lvlText w:val=""/>
+      <w:lvlJc w:val="left"/>
+      <w:pPr>
+        <w:ind w:left="2880" w:hanging="360"/>
+      </w:pPr>
+      <w:rPr>
+        <w:rFonts w:ascii="Symbol" w:hAnsi="Symbol" w:hint="default"/>
+      </w:rPr>
+    </w:lvl>
+    <w:lvl w:ilvl="4" w:tplc="40090003" w:tentative="1">
+      <w:start w:val="1"/>
+      <w:numFmt w:val="bullet"/>
+      <w:lvlText w:val="o"/>
+      <w:lvlJc w:val="left"/>
+      <w:pPr>
+        <w:ind w:left="3600" w:hanging="360"/>
+      </w:pPr>
+      <w:rPr>
+        <w:rFonts w:ascii="Courier New" w:hAnsi="Courier New" w:cs="Courier New" w:hint="default"/>
+      </w:rPr>
+    </w:lvl>
+    <w:lvl w:ilvl="5" w:tplc="40090005" w:tentative="1">
+      <w:start w:val="1"/>
+      <w:numFmt w:val="bullet"/>
+      <w:lvlText w:val=""/>
+      <w:lvlJc w:val="left"/>
+      <w:pPr>
+        <w:ind w:left="4320" w:hanging="360"/>
+      </w:pPr>
+      <w:rPr>
+        <w:rFonts w:ascii="Wingdings" w:hAnsi="Wingdings" w:hint="default"/>
+      </w:rPr>
+    </w:lvl>
+    <w:lvl w:ilvl="6" w:tplc="40090001" w:tentative="1">
+      <w:start w:val="1"/>
+      <w:numFmt w:val="bullet"/>
+      <w:lvlText w:val=""/>
+      <w:lvlJc w:val="left"/>
+      <w:pPr>
+        <w:ind w:left="5040" w:hanging="360"/>
+      </w:pPr>
+      <w:rPr>
+        <w:rFonts w:ascii="Symbol" w:hAnsi="Symbol" w:hint="default"/>
+      </w:rPr>
+    </w:lvl>
+    <w:lvl w:ilvl="7" w:tplc="40090003" w:tentative="1">
+      <w:start w:val="1"/>
+      <w:numFmt w:val="bullet"/>
+      <w:lvlText w:val="o"/>
+      <w:lvlJc w:val="left"/>
+      <w:pPr>
+        <w:ind w:left="5760" w:hanging="360"/>
+      </w:pPr>
+      <w:rPr>
+        <w:rFonts w:ascii="Courier New" w:hAnsi="Courier New" w:cs="Courier New" w:hint="default"/>
+      </w:rPr>
+    </w:lvl>
+    <w:lvl w:ilvl="8" w:tplc="40090005" w:tentative="1">
+      <w:start w:val="1"/>
+      <w:numFmt w:val="bullet"/>
+      <w:lvlText w:val=""/>
+      <w:lvlJc w:val="left"/>
+      <w:pPr>
+        <w:ind w:left="6480" w:hanging="360"/>
+      </w:pPr>
+      <w:rPr>
+        <w:rFonts w:ascii="Wingdings" w:hAnsi="Wingdings" w:hint="default"/>
+      </w:rPr>
+    </w:lvl>
+  </w:abstractNum>
+  <w:abstractNum w:abstractNumId="5" w15:restartNumberingAfterBreak="0">
+    <w:nsid w:val="66742DBE"/>
+    <w:multiLevelType w:val="multilevel"/>
+    <w:tmpl w:val="FCAAC49E"/>
+    <w:lvl w:ilvl="0">
+      <w:start w:val="1"/>
+      <w:numFmt w:val="decimal"/>
+      <w:lvlText w:val="%1."/>
+      <w:lvlJc w:val="left"/>
+      <w:pPr>
+        <w:tabs>
+          <w:tab w:val="num" w:pos="720"/>
+        </w:tabs>
+        <w:ind w:left="720" w:hanging="360"/>
+      </w:pPr>
+    </w:lvl>
+    <w:lvl w:ilvl="1" w:tentative="1">
+      <w:start w:val="1"/>
+      <w:numFmt w:val="decimal"/>
+      <w:lvlText w:val="%2."/>
+      <w:lvlJc w:val="left"/>
+      <w:pPr>
+        <w:tabs>
+          <w:tab w:val="num" w:pos="1440"/>
+        </w:tabs>
+        <w:ind w:left="1440" w:hanging="360"/>
+      </w:pPr>
+    </w:lvl>
+    <w:lvl w:ilvl="2" w:tentative="1">
+      <w:start w:val="1"/>
+      <w:numFmt w:val="decimal"/>
+      <w:lvlText w:val="%3."/>
+      <w:lvlJc w:val="left"/>
+      <w:pPr>
+        <w:tabs>
+          <w:tab w:val="num" w:pos="2160"/>
+        </w:tabs>
+        <w:ind w:left="2160" w:hanging="360"/>
+      </w:pPr>
+    </w:lvl>
+    <w:lvl w:ilvl="3" w:tentative="1">
+      <w:start w:val="1"/>
+      <w:numFmt w:val="decimal"/>
+      <w:lvlText w:val="%4."/>
+      <w:lvlJc w:val="left"/>
+      <w:pPr>
+        <w:tabs>
+          <w:tab w:val="num" w:pos="2880"/>
+        </w:tabs>
+        <w:ind w:left="2880" w:hanging="360"/>
+      </w:pPr>
+    </w:lvl>
+    <w:lvl w:ilvl="4" w:tentative="1">
+      <w:start w:val="1"/>
+      <w:numFmt w:val="decimal"/>
+      <w:lvlText w:val="%5."/>
+      <w:lvlJc w:val="left"/>
+      <w:pPr>
+        <w:tabs>
+          <w:tab w:val="num" w:pos="3600"/>
+        </w:tabs>
+        <w:ind w:left="3600" w:hanging="360"/>
+      </w:pPr>
+    </w:lvl>
+    <w:lvl w:ilvl="5" w:tentative="1">
+      <w:start w:val="1"/>
+      <w:numFmt w:val="decimal"/>
+      <w:lvlText w:val="%6."/>
+      <w:lvlJc w:val="left"/>
+      <w:pPr>
+        <w:tabs>
+          <w:tab w:val="num" w:pos="4320"/>
+        </w:tabs>
+        <w:ind w:left="4320" w:hanging="360"/>
+      </w:pPr>
+    </w:lvl>
+    <w:lvl w:ilvl="6" w:tentative="1">
+      <w:start w:val="1"/>
+      <w:numFmt w:val="decimal"/>
+      <w:lvlText w:val="%7."/>
+      <w:lvlJc w:val="left"/>
+      <w:pPr>
+        <w:tabs>
+          <w:tab w:val="num" w:pos="5040"/>
+        </w:tabs>
+        <w:ind w:left="5040" w:hanging="360"/>
+      </w:pPr>
+    </w:lvl>
+    <w:lvl w:ilvl="7" w:tentative="1">
+      <w:start w:val="1"/>
+      <w:numFmt w:val="decimal"/>
+      <w:lvlText w:val="%8."/>
+      <w:lvlJc w:val="left"/>
+      <w:pPr>
+        <w:tabs>
+          <w:tab w:val="num" w:pos="5760"/>
+        </w:tabs>
+        <w:ind w:left="5760" w:hanging="360"/>
+      </w:pPr>
+    </w:lvl>
+    <w:lvl w:ilvl="8" w:tentative="1">
+      <w:start w:val="1"/>
+      <w:numFmt w:val="decimal"/>
+      <w:lvlText w:val="%9."/>
+      <w:lvlJc w:val="left"/>
+      <w:pPr>
+        <w:tabs>
+          <w:tab w:val="num" w:pos="6480"/>
+        </w:tabs>
+        <w:ind w:left="6480" w:hanging="360"/>
+      </w:pPr>
+    </w:lvl>
+  </w:abstractNum>
+  <w:abstractNum w:abstractNumId="6" w15:restartNumberingAfterBreak="0">
+    <w:nsid w:val="6FB00664"/>
+    <w:multiLevelType w:val="hybridMultilevel"/>
+    <w:tmpl w:val="A512564A"/>
+    <w:lvl w:ilvl="0" w:tplc="40090001">
+      <w:start w:val="1"/>
+      <w:numFmt w:val="bullet"/>
+      <w:lvlText w:val=""/>
+      <w:lvlJc w:val="left"/>
+      <w:pPr>
+        <w:ind w:left="720" w:hanging="360"/>
+      </w:pPr>
+      <w:rPr>
+        <w:rFonts w:ascii="Symbol" w:hAnsi="Symbol" w:hint="default"/>
+      </w:rPr>
+    </w:lvl>
+    <w:lvl w:ilvl="1" w:tplc="40090003" w:tentative="1">
+      <w:start w:val="1"/>
+      <w:numFmt w:val="bullet"/>
+      <w:lvlText w:val="o"/>
+      <w:lvlJc w:val="left"/>
+      <w:pPr>
+        <w:ind w:left="1440" w:hanging="360"/>
+      </w:pPr>
+      <w:rPr>
+        <w:rFonts w:ascii="Courier New" w:hAnsi="Courier New" w:cs="Courier New" w:hint="default"/>
+      </w:rPr>
+    </w:lvl>
+    <w:lvl w:ilvl="2" w:tplc="40090005" w:tentative="1">
+      <w:start w:val="1"/>
+      <w:numFmt w:val="bullet"/>
+      <w:lvlText w:val=""/>
+      <w:lvlJc w:val="left"/>
+      <w:pPr>
+        <w:ind w:left="2160" w:hanging="360"/>
+      </w:pPr>
+      <w:rPr>
+        <w:rFonts w:ascii="Wingdings" w:hAnsi="Wingdings" w:hint="default"/>
+      </w:rPr>
+    </w:lvl>
+    <w:lvl w:ilvl="3" w:tplc="40090001" w:tentative="1">
+      <w:start w:val="1"/>
+      <w:numFmt w:val="bullet"/>
+      <w:lvlText w:val=""/>
+      <w:lvlJc w:val="left"/>
+      <w:pPr>
+        <w:ind w:left="2880" w:hanging="360"/>
+      </w:pPr>
+      <w:rPr>
+        <w:rFonts w:ascii="Symbol" w:hAnsi="Symbol" w:hint="default"/>
+      </w:rPr>
+    </w:lvl>
+    <w:lvl w:ilvl="4" w:tplc="40090003" w:tentative="1">
+      <w:start w:val="1"/>
+      <w:numFmt w:val="bullet"/>
+      <w:lvlText w:val="o"/>
+      <w:lvlJc w:val="left"/>
+      <w:pPr>
+        <w:ind w:left="3600" w:hanging="360"/>
+      </w:pPr>
+      <w:rPr>
+        <w:rFonts w:ascii="Courier New" w:hAnsi="Courier New" w:cs="Courier New" w:hint="default"/>
+      </w:rPr>
+    </w:lvl>
+    <w:lvl w:ilvl="5" w:tplc="40090005" w:tentative="1">
+      <w:start w:val="1"/>
+      <w:numFmt w:val="bullet"/>
+      <w:lvlText w:val=""/>
+      <w:lvlJc w:val="left"/>
+      <w:pPr>
+        <w:ind w:left="4320" w:hanging="360"/>
+      </w:pPr>
+      <w:rPr>
+        <w:rFonts w:ascii="Wingdings" w:hAnsi="Wingdings" w:hint="default"/>
+      </w:rPr>
+    </w:lvl>
+    <w:lvl w:ilvl="6" w:tplc="40090001" w:tentative="1">
+      <w:start w:val="1"/>
+      <w:numFmt w:val="bullet"/>
+      <w:lvlText w:val=""/>
+      <w:lvlJc w:val="left"/>
+      <w:pPr>
+        <w:ind w:left="5040" w:hanging="360"/>
+      </w:pPr>
+      <w:rPr>
+        <w:rFonts w:ascii="Symbol" w:hAnsi="Symbol" w:hint="default"/>
+      </w:rPr>
+    </w:lvl>
+    <w:lvl w:ilvl="7" w:tplc="40090003" w:tentative="1">
+      <w:start w:val="1"/>
+      <w:numFmt w:val="bullet"/>
+      <w:lvlText w:val="o"/>
+      <w:lvlJc w:val="left"/>
+      <w:pPr>
+        <w:ind w:left="5760" w:hanging="360"/>
+      </w:pPr>
+      <w:rPr>
+        <w:rFonts w:ascii="Courier New" w:hAnsi="Courier New" w:cs="Courier New" w:hint="default"/>
+      </w:rPr>
+    </w:lvl>
+    <w:lvl w:ilvl="8" w:tplc="40090005" w:tentative="1">
+      <w:start w:val="1"/>
+      <w:numFmt w:val="bullet"/>
+      <w:lvlText w:val=""/>
+      <w:lvlJc w:val="left"/>
+      <w:pPr>
+        <w:ind w:left="6480" w:hanging="360"/>
+      </w:pPr>
+      <w:rPr>
+        <w:rFonts w:ascii="Wingdings" w:hAnsi="Wingdings" w:hint="default"/>
+      </w:rPr>
+    </w:lvl>
+  </w:abstractNum>
+  <w:num w:numId="1">
+    <w:abstractNumId w:val="1"/>
+  </w:num>
+  <w:num w:numId="2">
+    <w:abstractNumId w:val="3"/>
+  </w:num>
+  <w:num w:numId="3">
+    <w:abstractNumId w:val="4"/>
+  </w:num>
+  <w:num w:numId="4">
+    <w:abstractNumId w:val="2"/>
+  </w:num>
+  <w:num w:numId="5">
+    <w:abstractNumId w:val="6"/>
+  </w:num>
+  <w:num w:numId="6">
+    <w:abstractNumId w:val="0"/>
+  </w:num>
+  <w:num w:numId="7">
+    <w:abstractNumId w:val="5"/>
+  </w:num>
+</w:numbering>
 </file>
 
 <file path=word/styles.xml><?xml version="1.0" encoding="utf-8"?>
@@ -1071,6 +3241,149 @@
       </w:tcPr>
     </w:tblStylePr>
   </w:style>
+  <w:style w:type="paragraph" w:customStyle="1" w:styleId="H">
+    <w:name w:val="H"/>
+    <w:basedOn w:val="Normal"/>
+    <w:link w:val="HChar"/>
+    <w:qFormat/>
+    <w:rsid w:val="00EA53F8"/>
+    <w:rPr>
+      <w:b/>
+      <w:bCs/>
+      <w:sz w:val="24"/>
+      <w:szCs w:val="24"/>
+    </w:rPr>
+  </w:style>
+  <w:style w:type="paragraph" w:customStyle="1" w:styleId="T">
+    <w:name w:val="T"/>
+    <w:basedOn w:val="H"/>
+    <w:link w:val="TChar"/>
+    <w:qFormat/>
+    <w:rsid w:val="004450FB"/>
+    <w:rPr>
+      <w:b w:val="0"/>
+      <w:bCs w:val="0"/>
+      <w:sz w:val="22"/>
+      <w:szCs w:val="22"/>
+    </w:rPr>
+  </w:style>
+  <w:style w:type="character" w:customStyle="1" w:styleId="HChar">
+    <w:name w:val="H Char"/>
+    <w:basedOn w:val="DefaultParagraphFont"/>
+    <w:link w:val="H"/>
+    <w:rsid w:val="00EA53F8"/>
+    <w:rPr>
+      <w:b/>
+      <w:bCs/>
+      <w:sz w:val="24"/>
+      <w:szCs w:val="24"/>
+    </w:rPr>
+  </w:style>
+  <w:style w:type="paragraph" w:customStyle="1" w:styleId="ds-markdown-paragraph">
+    <w:name w:val="ds-markdown-paragraph"/>
+    <w:basedOn w:val="Normal"/>
+    <w:rsid w:val="004450FB"/>
+    <w:pPr>
+      <w:spacing w:before="100" w:beforeAutospacing="1" w:after="100" w:afterAutospacing="1" w:line="240" w:lineRule="auto"/>
+    </w:pPr>
+    <w:rPr>
+      <w:rFonts w:ascii="Times New Roman" w:eastAsia="Times New Roman" w:hAnsi="Times New Roman" w:cs="Times New Roman"/>
+      <w:sz w:val="24"/>
+      <w:szCs w:val="24"/>
+      <w:lang w:eastAsia="en-IN"/>
+    </w:rPr>
+  </w:style>
+  <w:style w:type="character" w:customStyle="1" w:styleId="TChar">
+    <w:name w:val="T Char"/>
+    <w:basedOn w:val="HChar"/>
+    <w:link w:val="T"/>
+    <w:rsid w:val="004450FB"/>
+    <w:rPr>
+      <w:b w:val="0"/>
+      <w:bCs w:val="0"/>
+      <w:sz w:val="24"/>
+      <w:szCs w:val="24"/>
+    </w:rPr>
+  </w:style>
+  <w:style w:type="character" w:styleId="Strong">
+    <w:name w:val="Strong"/>
+    <w:basedOn w:val="DefaultParagraphFont"/>
+    <w:uiPriority w:val="22"/>
+    <w:qFormat/>
+    <w:rsid w:val="004450FB"/>
+    <w:rPr>
+      <w:b/>
+      <w:bCs/>
+    </w:rPr>
+  </w:style>
+  <w:style w:type="paragraph" w:customStyle="1" w:styleId="S">
+    <w:name w:val="S"/>
+    <w:basedOn w:val="T"/>
+    <w:link w:val="SChar"/>
+    <w:qFormat/>
+    <w:rsid w:val="00D90A86"/>
+    <w:rPr>
+      <w:sz w:val="4"/>
+      <w:szCs w:val="4"/>
+    </w:rPr>
+  </w:style>
+  <w:style w:type="table" w:styleId="TableGrid">
+    <w:name w:val="Table Grid"/>
+    <w:basedOn w:val="TableNormal"/>
+    <w:uiPriority w:val="39"/>
+    <w:rsid w:val="00D90A86"/>
+    <w:pPr>
+      <w:spacing w:after="0" w:line="240" w:lineRule="auto"/>
+    </w:pPr>
+    <w:tblPr>
+      <w:tblBorders>
+        <w:top w:val="single" w:sz="4" w:space="0" w:color="auto"/>
+        <w:left w:val="single" w:sz="4" w:space="0" w:color="auto"/>
+        <w:bottom w:val="single" w:sz="4" w:space="0" w:color="auto"/>
+        <w:right w:val="single" w:sz="4" w:space="0" w:color="auto"/>
+        <w:insideH w:val="single" w:sz="4" w:space="0" w:color="auto"/>
+        <w:insideV w:val="single" w:sz="4" w:space="0" w:color="auto"/>
+      </w:tblBorders>
+    </w:tblPr>
+  </w:style>
+  <w:style w:type="character" w:customStyle="1" w:styleId="SChar">
+    <w:name w:val="S Char"/>
+    <w:basedOn w:val="TChar"/>
+    <w:link w:val="S"/>
+    <w:rsid w:val="00D90A86"/>
+    <w:rPr>
+      <w:b w:val="0"/>
+      <w:bCs w:val="0"/>
+      <w:sz w:val="4"/>
+      <w:szCs w:val="4"/>
+    </w:rPr>
+  </w:style>
+  <w:style w:type="paragraph" w:customStyle="1" w:styleId="L">
+    <w:name w:val="L"/>
+    <w:basedOn w:val="T"/>
+    <w:link w:val="LChar"/>
+    <w:qFormat/>
+    <w:rsid w:val="00413A9C"/>
+    <w:pPr>
+      <w:numPr>
+        <w:numId w:val="6"/>
+      </w:numPr>
+      <w:spacing w:after="40"/>
+      <w:ind w:left="714" w:hanging="357"/>
+    </w:pPr>
+  </w:style>
+  <w:style w:type="character" w:customStyle="1" w:styleId="LChar">
+    <w:name w:val="L Char"/>
+    <w:basedOn w:val="TChar"/>
+    <w:link w:val="L"/>
+    <w:rsid w:val="00413A9C"/>
+    <w:rPr>
+      <w:b w:val="0"/>
+      <w:bCs w:val="0"/>
+      <w:sz w:val="24"/>
+      <w:szCs w:val="24"/>
+    </w:rPr>
+  </w:style>
 </w:styles>
 </file>
 
@@ -1112,12 +3425,12 @@
 
 <file path=word/glossary/fontTable.xml><?xml version="1.0" encoding="utf-8"?>
 <w:fonts xmlns:mc="http://schemas.openxmlformats.org/markup-compatibility/2006" xmlns:r="http://schemas.openxmlformats.org/officeDocument/2006/relationships" xmlns:w="http://schemas.openxmlformats.org/wordprocessingml/2006/main" xmlns:w14="http://schemas.microsoft.com/office/word/2010/wordml" xmlns:w15="http://schemas.microsoft.com/office/word/2012/wordml" xmlns:w16cex="http://schemas.microsoft.com/office/word/2018/wordml/cex" xmlns:w16cid="http://schemas.microsoft.com/office/word/2016/wordml/cid" xmlns:w16="http://schemas.microsoft.com/office/word/2018/wordml" xmlns:w16sdtdh="http://schemas.microsoft.com/office/word/2020/wordml/sdtdatahash" xmlns:w16se="http://schemas.microsoft.com/office/word/2015/wordml/symex" mc:Ignorable="w14 w15 w16se w16cid w16 w16cex w16sdtdh">
-  <w:font w:name="Calibri">
-    <w:panose1 w:val="020F0502020204030204"/>
-    <w:charset w:val="00"/>
-    <w:family w:val="swiss"/>
+  <w:font w:name="Symbol">
+    <w:panose1 w:val="05050102010706020507"/>
+    <w:charset w:val="02"/>
+    <w:family w:val="roman"/>
     <w:pitch w:val="variable"/>
-    <w:sig w:usb0="E4002EFF" w:usb1="C000247B" w:usb2="00000009" w:usb3="00000000" w:csb0="000001FF" w:csb1="00000000"/>
+    <w:sig w:usb0="00000000" w:usb1="10000000" w:usb2="00000000" w:usb3="00000000" w:csb0="80000000" w:csb1="00000000"/>
   </w:font>
   <w:font w:name="Times New Roman">
     <w:panose1 w:val="02020603050405020304"/>
@@ -1125,6 +3438,27 @@
     <w:family w:val="roman"/>
     <w:pitch w:val="variable"/>
     <w:sig w:usb0="E0002EFF" w:usb1="C000785B" w:usb2="00000009" w:usb3="00000000" w:csb0="000001FF" w:csb1="00000000"/>
+  </w:font>
+  <w:font w:name="Courier New">
+    <w:panose1 w:val="02070309020205020404"/>
+    <w:charset w:val="00"/>
+    <w:family w:val="modern"/>
+    <w:pitch w:val="fixed"/>
+    <w:sig w:usb0="E0002EFF" w:usb1="C0007843" w:usb2="00000009" w:usb3="00000000" w:csb0="000001FF" w:csb1="00000000"/>
+  </w:font>
+  <w:font w:name="Wingdings">
+    <w:panose1 w:val="05000000000000000000"/>
+    <w:charset w:val="02"/>
+    <w:family w:val="auto"/>
+    <w:pitch w:val="variable"/>
+    <w:sig w:usb0="00000000" w:usb1="10000000" w:usb2="00000000" w:usb3="00000000" w:csb0="80000000" w:csb1="00000000"/>
+  </w:font>
+  <w:font w:name="Calibri">
+    <w:panose1 w:val="020F0502020204030204"/>
+    <w:charset w:val="00"/>
+    <w:family w:val="swiss"/>
+    <w:pitch w:val="variable"/>
+    <w:sig w:usb0="E4002EFF" w:usb1="C000247B" w:usb2="00000009" w:usb3="00000000" w:csb0="000001FF" w:csb1="00000000"/>
   </w:font>
   <w:font w:name="JetBrains Mono NL">
     <w:panose1 w:val="02000009000000000000"/>
@@ -1142,7 +3476,6 @@
   </w:font>
   <w:font w:name="Cascadia Code">
     <w:altName w:val="Segoe UI Symbol"/>
-    <w:panose1 w:val="020B0609020000020004"/>
     <w:charset w:val="00"/>
     <w:family w:val="modern"/>
     <w:pitch w:val="fixed"/>
@@ -1188,16 +3521,21 @@
   </w:compat>
   <w:rsids>
     <w:rsidRoot w:val="008238CD"/>
+    <w:rsid w:val="00261C69"/>
+    <w:rsid w:val="00292B19"/>
     <w:rsid w:val="003A6ABC"/>
+    <w:rsid w:val="003F19EF"/>
+    <w:rsid w:val="0042682C"/>
     <w:rsid w:val="004F7305"/>
     <w:rsid w:val="006D2E04"/>
     <w:rsid w:val="008238CD"/>
-    <w:rsid w:val="00A3501E"/>
     <w:rsid w:val="00AC7174"/>
+    <w:rsid w:val="00B061B7"/>
     <w:rsid w:val="00C208BF"/>
     <w:rsid w:val="00C95DE2"/>
+    <w:rsid w:val="00CC02F1"/>
     <w:rsid w:val="00D223CD"/>
-    <w:rsid w:val="00FD669A"/>
+    <w:rsid w:val="00F0000E"/>
   </w:rsids>
   <m:mathPr>
     <m:mathFont m:val="Cambria Math"/>
